--- a/doc/演示视频01_从一张面料图片入手_拍摄流程书.docx
+++ b/doc/演示视频01_从一张面料图片入手_拍摄流程书.docx
@@ -293,7 +293,7 @@
                 <w:color w:val="18212B"/>
                 <w:sz w:val="21"/>
               </w:rPr>
-              <w:t>先用 4 秒并排展示面料微距、候选成衣与系列 Lookbook，再回到面料原图：‘这组设计不是从一句风格词开始，而是从一块 185 GSM 的羊毛真丝斜纹开始。’</w:t>
+              <w:t>先用 4 秒并排展示面料微距、冬季羊毛大衣与系列 Lookbook，再回到面料原图：‘这件大衣不是从一句风格词开始，而是从这张燕麦驼双面羊毛面料图开始。’</w:t>
             </w:r>
           </w:p>
         </w:tc>
@@ -429,7 +429,7 @@
                 <w:color w:val="18212B"/>
                 <w:sz w:val="18"/>
               </w:rPr>
-              <w:t>图片：深海蓝面料近摄图；名称：深海蓝羊毛真丝斜纹 / F-01。库内不填写、不显示、不携带任何其他面料信息。</w:t>
+              <w:t>图片：燕麦驼面料近摄图；名称：燕麦驼双面羊毛 / F-01。库内不填写、不显示、不携带任何其他面料信息。</w:t>
             </w:r>
           </w:p>
         </w:tc>
@@ -452,7 +452,7 @@
                 <w:color w:val="0B2545"/>
                 <w:sz w:val="18"/>
               </w:rPr>
-              <w:t>项目材料约束（普通白板备注）</w:t>
+              <w:t>面料视觉约束</w:t>
             </w:r>
           </w:p>
         </w:tc>
@@ -472,7 +472,7 @@
                 <w:color w:val="18212B"/>
                 <w:sz w:val="18"/>
               </w:rPr>
-              <w:t>独立于面料库的“PROJECT MATERIAL NOTE / F-01”普通便签记录供应商/样卡确认的羊毛 82% / 真丝 18%、185 GSM、斜纹、门幅 150 cm、无弹、不透，以及设计判断的中等偏流动垂坠、细腻微光和秋冬外套/西装用途。</w:t>
+              <w:t>仅依据“燕麦驼双面羊毛 / F-01”的图片与名称，要求成衣保持图中可见的燕麦驼色、细密表面、厚实柔软感和低光泽；不添加任何面料工程参数。</w:t>
             </w:r>
           </w:p>
         </w:tc>
@@ -515,7 +515,7 @@
                 <w:color w:val="18212B"/>
                 <w:sz w:val="18"/>
               </w:rPr>
-              <w:t>短款雕塑感城市通勤夹克：高胯长度，落肩但肩线可读，5 cm 立领，暗门襟，隐形嵌线袋，直筒长袖；深海蓝 70%、雾灰 20%、骨白 10%。</w:t>
+              <w:t>冬季长款双面羊毛大衣：后中长 118 cm，肩宽 44 cm，微落肩，8.5 cm 枪驳领，双排四扣，腰部暗省，斜插袋，后中开衩 38 cm，直筒长袖；燕麦驼 80%、骨白 15%、深棕 5%。</w:t>
             </w:r>
           </w:p>
         </w:tc>
@@ -558,7 +558,7 @@
                 <w:color w:val="18212B"/>
                 <w:sz w:val="18"/>
               </w:rPr>
-              <w:t>生成 3 组短款雕塑感通勤夹克。锁定羊毛82%/真丝18%、185 GSM斜纹、深海蓝主色、细腻微光、中等偏流动垂坠、落肩、5 cm立领、暗门襟、干净前片；允许衣长、口袋和袖口小幅变化；避免皮革、牛仔、亮缎、塌领、门襟断裂、文字、水印。</w:t>
+              <w:t>生成 3 组可量产冬季长款双面羊毛大衣。以“燕麦驼双面羊毛 / F-01”的图片为唯一材质参考，保持图片中可见的燕麦驼色、细密表面、厚实柔软感与低光泽；锁定后中长118 cm、肩宽44 cm、微落肩、8.5 cm枪驳领、双排四扣、腰部暗省、斜插袋、后中开衩38 cm；允许扣位与袖袢小幅变化；避免浴袍感、过薄垂软、皮革化、超大翻领、门襟错位、文字和水印。</w:t>
             </w:r>
           </w:p>
         </w:tc>
@@ -601,7 +601,7 @@
                 <w:color w:val="18212B"/>
                 <w:sz w:val="18"/>
               </w:rPr>
-              <w:t>局部重绘领口与上门襟：掩码只覆盖领口至胸线上 8–10 cm 区域；把领高统一为 5 cm、领角收窄、暗门襟连续；肩线、袖型、衣长、面料、人物和光线全部保持。</w:t>
+              <w:t>局部重绘领口与上门襟：掩码只覆盖驳领、领座与第一扣位；把驳头宽统一为 8.5 cm、串口线角度约 35°、左右领面对称，第一扣位位于自然腰上 4 cm；肩宽、袖型、118 cm 衣长、口袋、面料和光线全部保持。</w:t>
             </w:r>
           </w:p>
         </w:tc>
@@ -644,7 +644,7 @@
                 <w:color w:val="18212B"/>
                 <w:sz w:val="18"/>
               </w:rPr>
-              <w:t>选择“面料”变化轴，强度 0.35，生成 3 个变体；只比较微光、斜纹可见度和垂坠，不允许改变立领、暗门襟和衣长。淘汰任何皮革化/亮缎化结果。</w:t>
+              <w:t>选择“面料”变化轴，强度 0.30，生成 3 个变体；只比较双面呢厚度、细短绒面与下摆垂坠，不允许改变驳领、扣位、腰省和衣长。淘汰任何薄针织化、毛绒玩具化或亮面化结果。</w:t>
             </w:r>
           </w:p>
         </w:tc>
@@ -687,7 +687,7 @@
                 <w:color w:val="18212B"/>
                 <w:sz w:val="18"/>
               </w:rPr>
-              <w:t>5 款胶囊系列：01 Hero 短夹克、02 高腰锥形裤、03 斜裁中长裹裙、04 无袖柱形连衣裙、05 轻量长外套；锁定主面料语言、深海蓝主色和暗门襟，现场至少生成 02/03 两款。</w:t>
+              <w:t>5 款冬季大衣胶囊：01 Hero 双排长大衣、02 单排茧形大衣、03 无领双面大衣、04 系带裹身大衣、05 短款双面夹克；锁定燕麦驼双面羊毛、低光泽与克制扣具，现场至少生成 02/03 两款。</w:t>
             </w:r>
           </w:p>
         </w:tc>
@@ -865,7 +865,7 @@
           <w:rFonts w:ascii="Calibri" w:hAnsi="Calibri" w:eastAsia="Microsoft YaHei"/>
           <w:color w:val="18212B"/>
         </w:rPr>
-        <w:t>AW27 / 深海斜纹通勤系列</w:t>
+        <w:t>AW27 / 燕麦驼双面羊毛大衣系列</w:t>
       </w:r>
     </w:p>
     <w:p>
@@ -959,7 +959,7 @@
           <w:rFonts w:ascii="Calibri" w:hAnsi="Calibri" w:eastAsia="Microsoft YaHei"/>
           <w:color w:val="18212B"/>
         </w:rPr>
-        <w:t>主面料图：深海蓝羊毛真丝斜纹，平铺近摄，光线均匀，边缘含少量自然折痕。</w:t>
+        <w:t>主面料图：燕麦驼双面羊毛，平铺近摄，光线均匀，可见细短绒面与双面切边。</w:t>
       </w:r>
     </w:p>
     <w:p>
@@ -993,7 +993,7 @@
           <w:rFonts w:ascii="Calibri" w:hAnsi="Calibri" w:eastAsia="Microsoft YaHei"/>
           <w:color w:val="18212B"/>
         </w:rPr>
-        <w:t>色板：深海蓝 #142438、雾灰 #B9BCC2、骨白 #E8E2D7。</w:t>
+        <w:t>色板：燕麦驼 #B9A184、骨白 #E8E2D7、深棕 #3B2D25。</w:t>
       </w:r>
     </w:p>
     <w:p>
@@ -1072,7 +1072,7 @@
           <w:rFonts w:ascii="Calibri" w:hAnsi="Calibri" w:eastAsia="Microsoft YaHei"/>
           <w:color w:val="18212B"/>
         </w:rPr>
-        <w:t>面料身份：羊毛 82% / 真丝 18%，斜纹，185 GSM，中等偏流动垂坠，细腻微光，不得呈现皮革、牛仔或廉价高亮缎面。</w:t>
+        <w:t>面料视觉：以“燕麦驼双面羊毛 / F-01”的图片为唯一材质依据，保持图片中可见的燕麦驼色、细密表面、厚实柔软感与低光泽；不得呈现薄针织、长毛绒、皮革或亮缎。</w:t>
       </w:r>
     </w:p>
     <w:p>
@@ -1089,7 +1089,7 @@
           <w:rFonts w:ascii="Calibri" w:hAnsi="Calibri" w:eastAsia="Microsoft YaHei"/>
           <w:color w:val="18212B"/>
         </w:rPr>
-        <w:t>核心款：短款雕塑感通勤夹克；落肩但肩线可读；立领；暗门襟；前片干净，内部结构可实现。</w:t>
+        <w:t>核心款：冬季长款双排羊毛大衣；后中长 118 cm、肩宽 44 cm、8.5 cm 枪驳领、双排四扣、腰部暗省、斜插袋、后中开衩 38 cm。</w:t>
       </w:r>
     </w:p>
     <w:p>
@@ -1106,7 +1106,7 @@
           <w:rFonts w:ascii="Calibri" w:hAnsi="Calibri" w:eastAsia="Microsoft YaHei"/>
           <w:color w:val="18212B"/>
         </w:rPr>
-        <w:t>色彩：深海蓝为 70% 主色，雾灰和骨白仅作内搭/背景；不得自动变黑。</w:t>
+        <w:t>色彩：燕麦驼为 80% 主色，骨白和深棕仅作内搭/扣具；不得自动变灰黑或出现大面积撞色。</w:t>
       </w:r>
     </w:p>
     <w:p>
@@ -1154,7 +1154,7 @@
           <w:rFonts w:ascii="Calibri" w:hAnsi="Calibri" w:eastAsia="Microsoft YaHei"/>
           <w:color w:val="18212B"/>
         </w:rPr>
-        <w:t>衣长可在高胯到常规短夹克之间变化；领高可在 4–7 cm 之间探索。</w:t>
+        <w:t>扣位可在双排四扣与双排六扣之间比较；袖口可比较净袖口与 4 cm 袖袢。</w:t>
       </w:r>
     </w:p>
     <w:p>
@@ -1171,7 +1171,7 @@
           <w:rFonts w:ascii="Calibri" w:hAnsi="Calibri" w:eastAsia="Microsoft YaHei"/>
           <w:color w:val="18212B"/>
         </w:rPr>
-        <w:t>口袋可比较隐形插袋、窄嵌线袋；袖口可比较收束与直筒。</w:t>
+        <w:t>口袋可比较斜插袋与窄嵌线袋，但袋口必须在腰节下 6–10 cm 且左右对称。</w:t>
       </w:r>
     </w:p>
     <w:p>
@@ -1188,7 +1188,7 @@
           <w:rFonts w:ascii="Calibri" w:hAnsi="Calibri" w:eastAsia="Microsoft YaHei"/>
           <w:color w:val="18212B"/>
         </w:rPr>
-        <w:t>轮廓体量允许小幅变化，但不得牺牲面料垂坠与暗门襟。</w:t>
+        <w:t>轮廓可在直身与轻茧形之间小幅变化，但不得牺牲参考图所示的厚实感、后中开衩与步行量。</w:t>
       </w:r>
     </w:p>
     <w:p>
@@ -1205,7 +1205,7 @@
           <w:rFonts w:ascii="Calibri" w:hAnsi="Calibri" w:eastAsia="Microsoft YaHei"/>
           <w:color w:val="18212B"/>
         </w:rPr>
-        <w:t>系列扩展可转译到裙装、裤装和轻外套，但锁定面料语言与主色。</w:t>
+        <w:t>系列扩展可转译到单排、无领、裹身和短款大衣，但锁定双面羊毛语言与燕麦驼主色。</w:t>
       </w:r>
     </w:p>
     <w:p>
@@ -1236,7 +1236,7 @@
           <w:rFonts w:ascii="Calibri" w:hAnsi="Calibri" w:eastAsia="Microsoft YaHei"/>
           <w:color w:val="18212B"/>
         </w:rPr>
-        <w:t>面料读成硬挺皮革、厚牛仔、塑料涂层或过亮缎面。</w:t>
+        <w:t>面料读成薄针织、长毛绒、硬挺皮革、塑料涂层或过亮缎面。</w:t>
       </w:r>
     </w:p>
     <w:p>
@@ -1253,7 +1253,7 @@
           <w:rFonts w:ascii="Calibri" w:hAnsi="Calibri" w:eastAsia="Microsoft YaHei"/>
           <w:color w:val="18212B"/>
         </w:rPr>
-        <w:t>生成结果只复制纹理、忽略克重与垂坠；或出现不可能缝制的断裂结构。</w:t>
+        <w:t>生成结果没有保持参考图所示的厚实低光泽视觉；或出现无法缝制的悬空驳领、断裂门襟。</w:t>
       </w:r>
     </w:p>
     <w:p>
@@ -1270,7 +1270,7 @@
           <w:rFonts w:ascii="Calibri" w:hAnsi="Calibri" w:eastAsia="Microsoft YaHei"/>
           <w:color w:val="18212B"/>
         </w:rPr>
-        <w:t>立领塌陷、门襟偏移、左右袖长不一、额外肢体、文字、水印。</w:t>
+        <w:t>枪驳领左右不对称、双排扣位错列、后开衩消失、左右袖长不一、额外肢体、文字或水印。</w:t>
       </w:r>
     </w:p>
     <w:p>
@@ -1498,7 +1498,7 @@
                 <w:color w:val="18212B"/>
                 <w:sz w:val="17"/>
               </w:rPr>
-              <w:t>展示面料微距 → Hero 成衣 → 4 款系列网格的快速三连切。</w:t>
+              <w:t>展示面料微距 → 冬季羊毛大衣 Hero → 4 款大衣系列网格的快速三连切。</w:t>
             </w:r>
           </w:p>
         </w:tc>
@@ -1649,7 +1649,7 @@
                 <w:color w:val="18212B"/>
                 <w:sz w:val="17"/>
               </w:rPr>
-              <w:t>回流白板并建立项目材料备注</w:t>
+              <w:t>回流白板并确认面料引用</w:t>
             </w:r>
           </w:p>
         </w:tc>
@@ -1670,7 +1670,7 @@
                 <w:color w:val="18212B"/>
                 <w:sz w:val="17"/>
               </w:rPr>
-              <w:t>返回项目并打开“AW27 / 深海斜纹通勤系列”；从工具条点击“打开面料库”。</w:t>
+              <w:t>返回项目并打开“AW27 / 燕麦驼双面羊毛大衣系列”；从工具条点击“打开面料库”。</w:t>
             </w:r>
           </w:p>
         </w:tc>
@@ -2358,7 +2358,7 @@
                 <w:color w:val="18212B"/>
                 <w:sz w:val="17"/>
               </w:rPr>
-              <w:t>缩放画布，让面料图片、项目材料备注、Hero、变体、系列同屏。</w:t>
+              <w:t>缩放画布，让面料图片、Hero、变体和系列同屏。</w:t>
             </w:r>
           </w:p>
         </w:tc>
@@ -2453,7 +2453,7 @@
           <w:rFonts w:ascii="Calibri" w:hAnsi="Calibri" w:eastAsia="Microsoft YaHei"/>
           <w:color w:val="18212B"/>
         </w:rPr>
-        <w:t>展示面料微距 → Hero 成衣 → 4 款系列网格的快速三连切。</w:t>
+        <w:t>展示面料微距 → 冬季羊毛大衣 Hero → 4 款大衣系列网格的快速三连切。</w:t>
       </w:r>
     </w:p>
     <w:p>
@@ -2470,7 +2470,7 @@
           <w:rFonts w:ascii="Calibri" w:hAnsi="Calibri" w:eastAsia="Microsoft YaHei"/>
           <w:color w:val="18212B"/>
         </w:rPr>
-        <w:t>切回项目库，打开“AW27 / 深海斜纹通勤系列”。</w:t>
+        <w:t>切回项目库，打开“AW27 / 燕麦驼双面羊毛大衣系列”。</w:t>
       </w:r>
     </w:p>
     <w:tbl>
@@ -2519,7 +2519,7 @@
                 <w:color w:val="18212B"/>
                 <w:sz w:val="21"/>
               </w:rPr>
-              <w:t>我不会先问它能生成什么，而是先定义这块面料允许我们做什么。面料库内只有图片和名称，到此为止；成分、克重、织法、垂坠等专业约束属于项目设计备注，由我在普通白板便签中单独维护。</w:t>
+              <w:t>我不会先问它能生成什么，而是先观察这张面料图能提供哪些可见线索。面料库内只有图片和名称；生成时只要求保持图中可见的颜色、纹理、厚实感和光泽，不宣称模型理解不可见的面料工程参数。</w:t>
             </w:r>
           </w:p>
         </w:tc>
@@ -2639,7 +2639,7 @@
           <w:rFonts w:ascii="Calibri" w:hAnsi="Calibri" w:eastAsia="Microsoft YaHei"/>
           <w:color w:val="18212B"/>
         </w:rPr>
-        <w:t>点击“＋ 添加面料”，上传主面料图；名称只填“深海蓝羊毛真丝斜纹 / F-01”。</w:t>
+        <w:t>点击“＋ 添加面料”，上传主面料图；名称只填“燕麦驼双面羊毛 / F-01”。</w:t>
       </w:r>
     </w:p>
     <w:p>
@@ -2722,7 +2722,7 @@
                 <w:color w:val="18212B"/>
                 <w:sz w:val="21"/>
               </w:rPr>
-              <w:t>这里的面料库严格只有图片和名称，不包含分类、成分、克重、织法、门幅、弹性、透明度、颜色、用途、来源、标签、备注或任何其他面料信息，也不会把这些内容自动推断或携带到白板。</w:t>
+              <w:t>这里的面料库严格只有图片和名称，不包含任何其他面料信息，也不会自动推断或携带隐藏属性到白板。</w:t>
             </w:r>
           </w:p>
         </w:tc>
@@ -2845,7 +2845,7 @@
           <w:color w:val="2E74B5"/>
           <w:sz w:val="26"/>
         </w:rPr>
-        <w:t>03  01:35–02:25  回流白板并建立项目材料备注</w:t>
+        <w:t>03  01:35–02:25  回流白板并确认面料引用</w:t>
       </w:r>
     </w:p>
     <w:p>
@@ -2883,7 +2883,7 @@
           <w:rFonts w:ascii="Calibri" w:hAnsi="Calibri" w:eastAsia="Microsoft YaHei"/>
           <w:color w:val="18212B"/>
         </w:rPr>
-        <w:t>返回项目并打开“AW27 / 深海斜纹通勤系列”；从工具条点击“打开面料库”。</w:t>
+        <w:t>返回项目并打开“AW27 / 燕麦驼双面羊毛大衣系列”；从工具条点击“打开面料库”。</w:t>
       </w:r>
     </w:p>
     <w:p>
@@ -2900,7 +2900,7 @@
           <w:rFonts w:ascii="Calibri" w:hAnsi="Calibri" w:eastAsia="Microsoft YaHei"/>
           <w:color w:val="18212B"/>
         </w:rPr>
-        <w:t>在抽屉切到“我的”，只按名称搜索“深海蓝羊毛真丝斜纹 / F-01”。</w:t>
+        <w:t>在抽屉切到“我的”，只按名称搜索“燕麦驼双面羊毛 / F-01”。</w:t>
       </w:r>
     </w:p>
     <w:p>
@@ -2934,7 +2934,7 @@
           <w:rFonts w:ascii="Calibri" w:hAnsi="Calibri" w:eastAsia="Microsoft YaHei"/>
           <w:color w:val="18212B"/>
         </w:rPr>
-        <w:t>关闭面料库后，使用普通便签工具新建“PROJECT MATERIAL NOTE / F-01”：供应商/样卡确认＝羊毛82%/真丝18%、185 GSM、斜纹、门幅150 cm、无弹、不透；设计判断＝中等偏流动垂坠、细腻微光、秋冬外套/西装；未知项标“待测试”。再添加色卡、工艺禁止项并固定素材。</w:t>
+        <w:t>关闭面料库后，将“燕麦驼双面羊毛 / F-01”面料图片与名称保留在画布；再添加色卡和工艺禁止项并固定素材。面料节点不补写任何其他信息。</w:t>
       </w:r>
     </w:p>
     <w:tbl>
@@ -2983,7 +2983,7 @@
                 <w:color w:val="18212B"/>
                 <w:sz w:val="21"/>
               </w:rPr>
-              <w:t>面料库回流结束时仍然只有图片和名称。现在这张项目材料备注是我关闭面料库后用普通便签另建的，不属于面料库，也不会写回或自动附着到面料库素材。</w:t>
+              <w:t>面料库回流结束时仍然只有图片和名称。关闭面料库后，我直接选中这张图片作为设计助手的视觉上下文，不新建材料参数。</w:t>
             </w:r>
           </w:p>
         </w:tc>
@@ -3013,7 +3013,7 @@
           <w:rFonts w:ascii="Calibri" w:hAnsi="Calibri" w:eastAsia="Microsoft YaHei"/>
           <w:color w:val="18212B"/>
         </w:rPr>
-        <w:t>面料抽屉的“我的”选中态；仅名称搜索；只含图片与名称的落位节点；关闭面料库后新建普通项目备注</w:t>
+        <w:t>面料抽屉的“我的”选中态；仅名称搜索；只含图片与名称的落位节点；关闭面料库后直接选中面料图片</w:t>
       </w:r>
     </w:p>
     <w:p>
@@ -3034,7 +3034,7 @@
           <w:rFonts w:ascii="Calibri" w:hAnsi="Calibri" w:eastAsia="Microsoft YaHei"/>
           <w:color w:val="5D6875"/>
         </w:rPr>
-        <w:t>分成两个连续近景：先证明落位节点只有图片与名称，再关闭面料库并拍摄普通便签创建；不得让观众误以为备注是面料库字段。</w:t>
+        <w:t>分成两个连续近景：先证明落位节点只有图片与名称，再关闭面料库并拍摄面料图片被选入设计助手上下文；不得暗示存在隐藏面料字段。</w:t>
       </w:r>
     </w:p>
     <w:p>
@@ -3120,7 +3120,7 @@
           <w:rFonts w:ascii="Calibri" w:hAnsi="Calibri" w:eastAsia="Microsoft YaHei"/>
           <w:color w:val="18212B"/>
         </w:rPr>
-        <w:t>确认色卡为“色彩方案”、项目材料备注与工艺便签为“备注”。</w:t>
+        <w:t>确认面料图片为“面料参考”、色卡为“色彩方案”、工艺禁止项为“避用”。</w:t>
       </w:r>
     </w:p>
     <w:p>
@@ -3186,7 +3186,7 @@
                 <w:color w:val="18212B"/>
                 <w:sz w:val="21"/>
               </w:rPr>
-              <w:t>真正的设计控制来自角色与普通项目备注分工。面料节点仍只有图片和名称；项目材料备注负责有来源的设计约束，色卡负责比例，工艺便签负责边界。</w:t>
+              <w:t>真正的设计控制来自输入分工：面料图片负责可见材质表现，色卡负责比例，避用项负责边界，服装结构由设计提示词负责。</w:t>
             </w:r>
           </w:p>
         </w:tc>
@@ -3216,7 +3216,7 @@
           <w:rFonts w:ascii="Calibri" w:hAnsi="Calibri" w:eastAsia="Microsoft YaHei"/>
           <w:color w:val="18212B"/>
         </w:rPr>
-        <w:t>标签设计面板；面料参考/色彩方案/备注；PROJECT MATERIAL NOTE / F-01</w:t>
+        <w:t>标签设计面板；面料参考/色彩方案/备注；面料节点 F-01（仅图片与名称）</w:t>
       </w:r>
     </w:p>
     <w:p>
@@ -3509,7 +3509,7 @@
           <w:rFonts w:ascii="Calibri" w:hAnsi="Calibri" w:eastAsia="Microsoft YaHei"/>
           <w:color w:val="18212B"/>
         </w:rPr>
-        <w:t>逐张检查立领、门襟、面料微光、肩线和衣长。</w:t>
+        <w:t>逐张检查枪驳领、双排扣位、双面呢厚度、肩宽、118 cm 衣长和后中开衩。</w:t>
       </w:r>
     </w:p>
     <w:p>
@@ -3526,7 +3526,7 @@
           <w:rFonts w:ascii="Calibri" w:hAnsi="Calibri" w:eastAsia="Microsoft YaHei"/>
           <w:color w:val="18212B"/>
         </w:rPr>
-        <w:t>采纳最符合面料物性的候选；对一张面料过亮的候选点击“丢弃”，明确淘汰理由。</w:t>
+        <w:t>采纳最符合面料物性的候选；对一张面料过薄且扣位错列的候选点击“丢弃”，明确淘汰理由。</w:t>
       </w:r>
     </w:p>
     <w:tbl>
@@ -3575,7 +3575,7 @@
                 <w:color w:val="18212B"/>
                 <w:sz w:val="21"/>
               </w:rPr>
-              <w:t>我不是选最戏剧化的一张。我先排除把羊毛真丝误读成亮缎的方案，再检查立领能否成立、门襟是否连续、肩线是否能被真实打版。</w:t>
+              <w:t>我不是选最戏剧化的一张。我先排除没有保持参考图厚实低光泽视觉、或被误读成薄针织和长毛绒的方案，再检查枪驳领是否对称、双排扣位是否成列、后开衩与步行量是否能被真实打版。</w:t>
             </w:r>
           </w:p>
         </w:tc>
@@ -3626,7 +3626,7 @@
           <w:rFonts w:ascii="Calibri" w:hAnsi="Calibri" w:eastAsia="Microsoft YaHei"/>
           <w:color w:val="5D6875"/>
         </w:rPr>
-        <w:t>每张候选停留 2–3 秒；用鼠标沿立领和门襟移动，形成审图轨迹。</w:t>
+        <w:t>每张候选停留 2–3 秒；用鼠标沿驳领、扣位和后开衩移动，形成审图轨迹。</w:t>
       </w:r>
     </w:p>
     <w:tbl>
@@ -3753,7 +3753,7 @@
           <w:rFonts w:ascii="Calibri" w:hAnsi="Calibri" w:eastAsia="Microsoft YaHei"/>
           <w:color w:val="18212B"/>
         </w:rPr>
-        <w:t>把画笔尺寸调小，只涂领口与上门襟；检查覆盖率。</w:t>
+        <w:t>把画笔尺寸调小，只涂枪驳领、领座与第一扣位；检查覆盖率。</w:t>
       </w:r>
     </w:p>
     <w:p>
@@ -3770,7 +3770,7 @@
           <w:rFonts w:ascii="Calibri" w:hAnsi="Calibri" w:eastAsia="Microsoft YaHei"/>
           <w:color w:val="18212B"/>
         </w:rPr>
-        <w:t>输入“领高收至 5 cm，领角更干净；保持面料、色彩、肩线、光线和其他区域不变”。</w:t>
+        <w:t>输入“驳头宽统一为 8.5 cm、串口线约 35°、左右领面对称、第一扣位位于自然腰上 4 cm；保持肩宽、袖型、118 cm 衣长、口袋、面料和光线不变”。</w:t>
       </w:r>
     </w:p>
     <w:p>
@@ -3836,7 +3836,7 @@
                 <w:color w:val="18212B"/>
                 <w:sz w:val="21"/>
               </w:rPr>
-              <w:t>这不是重做一件衣服。我只修正立领和上门襟，其他已经通过的面料、比例和光线必须保留。</w:t>
+              <w:t>这不是重做一件衣服。我只修正驳领、领座和第一扣位，其他已经通过的面料、比例和光线必须保留。</w:t>
             </w:r>
           </w:p>
         </w:tc>
@@ -3956,7 +3956,7 @@
           <w:rFonts w:ascii="Calibri" w:hAnsi="Calibri" w:eastAsia="Microsoft YaHei"/>
           <w:color w:val="18212B"/>
         </w:rPr>
-        <w:t>选择“面料”变化轴，强度设为 0.30–0.40。</w:t>
+        <w:t>选择“面料”变化轴，强度设为 0.30。</w:t>
       </w:r>
     </w:p>
     <w:p>
@@ -3973,7 +3973,7 @@
           <w:rFonts w:ascii="Calibri" w:hAnsi="Calibri" w:eastAsia="Microsoft YaHei"/>
           <w:color w:val="18212B"/>
         </w:rPr>
-        <w:t>点击“生成 3 个变体”，比较垂坠、微光和克重表达。</w:t>
+        <w:t>点击“生成 3 个变体”，比较双面呢厚度、细短绒面和下摆垂坠。</w:t>
       </w:r>
     </w:p>
     <w:p>
@@ -4039,7 +4039,7 @@
                 <w:color w:val="18212B"/>
                 <w:sz w:val="21"/>
               </w:rPr>
-              <w:t>现在只开放面料表达这一个变化轴。结构已经通过，不应该因为探索触感就把立领、门襟和衣长一起改变。</w:t>
+              <w:t>现在只开放面料表达这一个变化轴。结构已经通过，不应该因为探索触感就把驳领、扣位、腰省和衣长一起改变。</w:t>
             </w:r>
           </w:p>
         </w:tc>
@@ -4379,7 +4379,7 @@
           <w:rFonts w:ascii="Calibri" w:hAnsi="Calibri" w:eastAsia="Microsoft YaHei"/>
           <w:color w:val="18212B"/>
         </w:rPr>
-        <w:t>手工修正并锁定色板、面料、暗门襟；保留廓形可变。</w:t>
+        <w:t>手工修正并锁定燕麦驼色板、双面羊毛、克制扣具与双面切边；保留大衣廓形可变。</w:t>
       </w:r>
     </w:p>
     <w:p>
@@ -4396,7 +4396,7 @@
           <w:rFonts w:ascii="Calibri" w:hAnsi="Calibri" w:eastAsia="Microsoft YaHei"/>
           <w:color w:val="18212B"/>
         </w:rPr>
-        <w:t>在“Look 扩展”中新增裙装/裤装/轻外套，设置系列开发目标并生成 1–2 款。</w:t>
+        <w:t>在“Look 扩展”中新增单排、无领、裹身与短款大衣，设置系列开发目标并生成 1–2 款。</w:t>
       </w:r>
     </w:p>
     <w:p>
@@ -4462,7 +4462,7 @@
                 <w:color w:val="18212B"/>
                 <w:sz w:val="21"/>
               </w:rPr>
-              <w:t>Hero 不是终点，它是系列原点。我锁定面料、主色和暗门襟，让裙装、裤装和外套共享同一语言；廓形仍然开放，避免系列只是复制粘贴。相似度只是提醒，最终是否保留仍由设计判断决定。</w:t>
+              <w:t>Hero 不是终点，它是系列原点。我锁定双面羊毛、燕麦驼和克制扣具，让不同大衣廓形共享同一冬季语言；廓形仍然开放，避免系列只是复制粘贴。相似度只是提醒，最终是否保留仍由设计判断决定。</w:t>
             </w:r>
           </w:p>
         </w:tc>
@@ -4623,7 +4623,7 @@
           <w:rFonts w:ascii="Calibri" w:hAnsi="Calibri" w:eastAsia="Microsoft YaHei"/>
           <w:color w:val="18212B"/>
         </w:rPr>
-        <w:t>缩放画布，让面料图片、项目材料备注、Hero、变体、系列同屏。</w:t>
+        <w:t>缩放画布，让面料图片、Hero、变体和系列同屏。</w:t>
       </w:r>
     </w:p>
     <w:p>
@@ -4657,7 +4657,7 @@
           <w:rFonts w:ascii="Calibri" w:hAnsi="Calibri" w:eastAsia="Microsoft YaHei"/>
           <w:color w:val="18212B"/>
         </w:rPr>
-        <w:t>停在面料原图、普通项目备注与最终系列之间。</w:t>
+        <w:t>停在面料原图、设计助手对话与最终系列之间。</w:t>
       </w:r>
     </w:p>
     <w:tbl>
@@ -4706,7 +4706,7 @@
                 <w:color w:val="18212B"/>
                 <w:sz w:val="21"/>
               </w:rPr>
-              <w:t>面料库中的图片与名称可以复用，但项目材料备注、版本和系列 DNA 都留在项目上下文中，绝不会变成面料库里的附加信息。</w:t>
+              <w:t>面料库中的图片与名称可以复用；对话版本和系列 DNA 留在项目上下文中，面料库始终不增加附加信息。</w:t>
             </w:r>
           </w:p>
         </w:tc>
@@ -4736,7 +4736,7 @@
           <w:rFonts w:ascii="Calibri" w:hAnsi="Calibri" w:eastAsia="Microsoft YaHei"/>
           <w:color w:val="18212B"/>
         </w:rPr>
-        <w:t>完整设计链；对话/生成历史；面料图片与项目备注彼此独立</w:t>
+        <w:t>完整设计链；对话/生成历史；面料图片作为视觉上下文</w:t>
       </w:r>
     </w:p>
     <w:p>
@@ -4846,7 +4846,7 @@
                 <w:color w:val="18212B"/>
                 <w:sz w:val="19"/>
               </w:rPr>
-              <w:t>先不要生成图片。请以高级服装设计师身份读取我选中的面料、色卡和备注：1）概括可确认的成分、克重、织法、垂坠、光泽；2）提出三条适合 AW27 城市通勤的核心款方向；3）每条说明为什么适合这块面料、潜在结构/工艺风险和一票淘汰条件。不要把未知属性当成事实。</w:t>
+              <w:t>先不要生成图片。请以高级服装设计师身份观察我选中的面料图片和色卡：1）只描述图片中可见的颜色、纹理、厚薄感与光泽，不推断成分或其他隐藏属性；2）提出三条适合AW27冬季通勤的长款大衣方向，并至少比较双排直身、轻茧形与裹身结构；3）每条说明视觉匹配理由、潜在结构/工艺风险和一票淘汰条件。</w:t>
             </w:r>
           </w:p>
         </w:tc>
@@ -4930,7 +4930,7 @@
                 <w:color w:val="18212B"/>
                 <w:sz w:val="19"/>
               </w:rPr>
-              <w:t>生成三组短款雕塑感通勤夹克方案。锁定：羊毛82%/真丝18%、185 GSM斜纹、深海蓝主色、细腻微光、中等偏流动垂坠、落肩但肩线可读、4–7 cm立领、暗门襟、干净前片。允许变化：衣长、口袋、袖口。正面3/4全身，中性工作室光。避免皮革、牛仔、亮缎、涂层塑料、塌领、门襟断裂、不可能缝制结构、文字和水印。</w:t>
+              <w:t>生成三组可量产冬季长款双面羊毛大衣。以“燕麦驼双面羊毛 / F-01”的图片为唯一材质参考，保持图片中可见的燕麦驼色、细密表面、厚实柔软感与低光泽。锁定：后中长118 cm、肩宽44 cm、微落肩、8.5 cm枪驳领、双排四扣、腰部暗省、斜插袋、后中开衩38 cm。允许变化：四扣/六扣、净袖口/4 cm袖袢、斜插袋/窄嵌线袋。正面3/4全身，中性工作室光。避免浴袍感、薄针织、长毛绒、皮革、亮缎、超大翻领、扣位错列、开衩消失、不可能缝制结构、文字和水印。</w:t>
             </w:r>
           </w:p>
         </w:tc>
@@ -5014,7 +5014,7 @@
                 <w:color w:val="18212B"/>
                 <w:sz w:val="19"/>
               </w:rPr>
-              <w:t>仅修改掩码区域：将立领收至约5 cm，领角更克制，上门襟连续且可缝制。严格保持原有羊毛真丝斜纹的微光与垂坠、深海蓝、肩线、袖型、衣长、人物、姿态、构图和光线；不得改动掩码外区域。</w:t>
+              <w:t>仅修改掩码区域：驳头宽统一为8.5 cm，串口线约35°，左右领面对称，第一扣位位于自然腰上4 cm且双排扣成列。严格保持参考面料图所示的燕麦驼色、厚实感与低光泽，以及肩宽44 cm、袖型、后中长118 cm、口袋、后开衩、人物、姿态、构图和光线；不得改动掩码外区域。</w:t>
             </w:r>
           </w:p>
         </w:tc>
@@ -5220,7 +5220,7 @@
                 <w:color w:val="18212B"/>
                 <w:sz w:val="18"/>
               </w:rPr>
-              <w:t>普通白板项目材料备注</w:t>
+              <w:t>面料图片视觉参考</w:t>
             </w:r>
           </w:p>
         </w:tc>
@@ -5240,7 +5240,7 @@
                 <w:color w:val="18212B"/>
                 <w:sz w:val="18"/>
               </w:rPr>
-              <w:t>关闭面料库后另建，记录来源、设计约束与待测试项</w:t>
+              <w:t>直接选中面料图片，仅使用图片与名称</w:t>
             </w:r>
           </w:p>
         </w:tc>
@@ -5260,7 +5260,7 @@
                 <w:color w:val="18212B"/>
                 <w:sz w:val="18"/>
               </w:rPr>
-              <w:t>项目知识可追溯，但不写入或附着于面料库</w:t>
+              <w:t>视觉输入可复用，且不为面料库增加附加信息</w:t>
             </w:r>
           </w:p>
         </w:tc>
